--- a/api/templates/Estate planning instruction sheet - Individual (Clio).docx
+++ b/api/templates/Estate planning instruction sheet - Individual (Clio).docx
@@ -50,7 +50,6 @@
           <w:bCs/>
           <w:sz w:val="22"/>
           <w:szCs w:val="22"/>
-          <w:highlight w:val="yellow"/>
         </w:rPr>
       </w:pPr>
       <w:r>
@@ -420,7 +419,6 @@
               <w:rPr>
                 <w:rFonts w:ascii="Calibri" w:hAnsi="Calibri"/>
                 <w:b/>
-                <w:highlight w:val="yellow"/>
               </w:rPr>
               <w:t xml:space="preserve">&lt;&lt; </w:t>
             </w:r>
@@ -429,7 +427,6 @@
               <w:rPr>
                 <w:rFonts w:ascii="Calibri" w:hAnsi="Calibri"/>
                 <w:b/>
-                <w:highlight w:val="yellow"/>
               </w:rPr>
               <w:t>Matter.Client.Name</w:t>
             </w:r>
@@ -438,7 +435,6 @@
               <w:rPr>
                 <w:rFonts w:ascii="Calibri" w:hAnsi="Calibri"/>
                 <w:b/>
-                <w:highlight w:val="yellow"/>
               </w:rPr>
               <w:t xml:space="preserve"> &gt;&gt;</w:t>
             </w:r>
@@ -617,7 +613,6 @@
               <w:rPr>
                 <w:rFonts w:ascii="Calibri" w:hAnsi="Calibri"/>
                 <w:bCs/>
-                <w:highlight w:val="yellow"/>
               </w:rPr>
               <w:t xml:space="preserve">&lt;&lt; </w:t>
             </w:r>
@@ -626,7 +621,6 @@
               <w:rPr>
                 <w:rFonts w:ascii="Calibri" w:hAnsi="Calibri"/>
                 <w:bCs/>
-                <w:highlight w:val="yellow"/>
               </w:rPr>
               <w:t>Matter.Client.Address</w:t>
             </w:r>
@@ -635,7 +629,6 @@
               <w:rPr>
                 <w:rFonts w:ascii="Calibri" w:hAnsi="Calibri"/>
                 <w:bCs/>
-                <w:highlight w:val="yellow"/>
               </w:rPr>
               <w:t xml:space="preserve"> &gt;&gt;</w:t>
             </w:r>
@@ -12172,7 +12165,6 @@
               <w:rPr>
                 <w:rFonts w:ascii="Calibri" w:hAnsi="Calibri"/>
                 <w:bCs/>
-                <w:highlight w:val="yellow"/>
               </w:rPr>
               <w:t xml:space="preserve">&lt;&lt; </w:t>
             </w:r>
@@ -12181,7 +12173,6 @@
               <w:rPr>
                 <w:rFonts w:ascii="Calibri" w:hAnsi="Calibri"/>
                 <w:bCs/>
-                <w:highlight w:val="yellow"/>
               </w:rPr>
               <w:t>Matter.Client.Name</w:t>
             </w:r>
@@ -12190,7 +12181,6 @@
               <w:rPr>
                 <w:rFonts w:ascii="Calibri" w:hAnsi="Calibri"/>
                 <w:bCs/>
-                <w:highlight w:val="yellow"/>
               </w:rPr>
               <w:t xml:space="preserve"> &gt;&gt;</w:t>
             </w:r>
